--- a/docs/requisitos/requisitos_funcionais.docx
+++ b/docs/requisitos/requisitos_funcionais.docx
@@ -42,7 +42,7 @@
           <w:szCs w:val="28"/>
         </w:rPr>
         <w:pict w14:anchorId="33029C47">
-          <v:rect id="_x0000_i1190" style="width:0;height:1.5pt" o:hralign="center" o:hrstd="t" o:hr="t" fillcolor="#a0a0a0" stroked="f"/>
+          <v:rect id="_x0000_i1025" style="width:0;height:1.5pt" o:hralign="center" o:hrstd="t" o:hr="t" fillcolor="#a0a0a0" stroked="f"/>
         </w:pict>
       </w:r>
     </w:p>
@@ -149,7 +149,7 @@
           <w:szCs w:val="28"/>
         </w:rPr>
         <w:pict w14:anchorId="0632182D">
-          <v:rect id="_x0000_i1191" style="width:0;height:1.5pt" o:hralign="center" o:hrstd="t" o:hr="t" fillcolor="#a0a0a0" stroked="f"/>
+          <v:rect id="_x0000_i1026" style="width:0;height:1.5pt" o:hralign="center" o:hrstd="t" o:hr="t" fillcolor="#a0a0a0" stroked="f"/>
         </w:pict>
       </w:r>
     </w:p>
@@ -298,7 +298,7 @@
           <w:szCs w:val="28"/>
         </w:rPr>
         <w:pict w14:anchorId="4AD63BA8">
-          <v:rect id="_x0000_i1192" style="width:0;height:1.5pt" o:hralign="center" o:hrstd="t" o:hr="t" fillcolor="#a0a0a0" stroked="f"/>
+          <v:rect id="_x0000_i1027" style="width:0;height:1.5pt" o:hralign="center" o:hrstd="t" o:hr="t" fillcolor="#a0a0a0" stroked="f"/>
         </w:pict>
       </w:r>
     </w:p>
@@ -395,17 +395,28 @@
           <w:bCs/>
           <w:sz w:val="28"/>
           <w:szCs w:val="28"/>
-        </w:rPr>
-      </w:pPr>
-      <w:r>
-        <w:rPr>
-          <w:rFonts w:ascii="Arial" w:hAnsi="Arial" w:cs="Arial"/>
-          <w:b/>
-          <w:bCs/>
-          <w:sz w:val="28"/>
-          <w:szCs w:val="28"/>
-        </w:rPr>
-        <w:t>RF12. Quando não houver localização geográfica disponível para o cliente, o sistema deve permitir que o usuário localize manualmente o local necessário para utilização do mapa.</w:t>
+          <w:u w:val="single"/>
+        </w:rPr>
+      </w:pPr>
+      <w:r>
+        <w:rPr>
+          <w:rFonts w:ascii="Arial" w:hAnsi="Arial" w:cs="Arial"/>
+          <w:b/>
+          <w:bCs/>
+          <w:sz w:val="28"/>
+          <w:szCs w:val="28"/>
+        </w:rPr>
+        <w:t>RF12. Quando não houver localização geográfica disponível para o cliente, o sistema deve permitir que o usuário localize manualmente o local necessário para utilização do mapa</w:t>
+      </w:r>
+      <w:r>
+        <w:rPr>
+          <w:rFonts w:ascii="Arial" w:hAnsi="Arial" w:cs="Arial"/>
+          <w:b/>
+          <w:bCs/>
+          <w:sz w:val="28"/>
+          <w:szCs w:val="28"/>
+        </w:rPr>
+        <w:t xml:space="preserve"> ou deverá ser utilizado a localização atual do dispositivo.</w:t>
       </w:r>
     </w:p>
     <w:p>
@@ -427,7 +438,7 @@
           <w:szCs w:val="28"/>
         </w:rPr>
         <w:pict w14:anchorId="17BB768C">
-          <v:rect id="_x0000_i1193" style="width:0;height:1.5pt" o:hralign="center" o:hrstd="t" o:hr="t" fillcolor="#a0a0a0" stroked="f"/>
+          <v:rect id="_x0000_i1028" style="width:0;height:1.5pt" o:hralign="center" o:hrstd="t" o:hr="t" fillcolor="#a0a0a0" stroked="f"/>
         </w:pict>
       </w:r>
     </w:p>
@@ -597,7 +608,7 @@
           <w:szCs w:val="28"/>
         </w:rPr>
         <w:pict w14:anchorId="0DBF9C86">
-          <v:rect id="_x0000_i1194" style="width:0;height:1.5pt" o:hralign="center" o:hrstd="t" o:hr="t" fillcolor="#a0a0a0" stroked="f"/>
+          <v:rect id="_x0000_i1029" style="width:0;height:1.5pt" o:hralign="center" o:hrstd="t" o:hr="t" fillcolor="#a0a0a0" stroked="f"/>
         </w:pict>
       </w:r>
     </w:p>
@@ -768,7 +779,7 @@
           <w:szCs w:val="28"/>
         </w:rPr>
         <w:pict w14:anchorId="0AE474FC">
-          <v:rect id="_x0000_i1195" style="width:0;height:1.5pt" o:hralign="center" o:hrstd="t" o:hr="t" fillcolor="#a0a0a0" stroked="f"/>
+          <v:rect id="_x0000_i1030" style="width:0;height:1.5pt" o:hralign="center" o:hrstd="t" o:hr="t" fillcolor="#a0a0a0" stroked="f"/>
         </w:pict>
       </w:r>
     </w:p>
@@ -853,29 +864,7 @@
           <w:sz w:val="28"/>
           <w:szCs w:val="28"/>
         </w:rPr>
-        <w:t xml:space="preserve">RF27. O sistema deve </w:t>
-      </w:r>
-      <w:proofErr w:type="gramStart"/>
-      <w:r>
-        <w:rPr>
-          <w:rFonts w:ascii="Arial" w:hAnsi="Arial" w:cs="Arial"/>
-          <w:b/>
-          <w:bCs/>
-          <w:sz w:val="28"/>
-          <w:szCs w:val="28"/>
-        </w:rPr>
-        <w:t>criar todo novo</w:t>
-      </w:r>
-      <w:proofErr w:type="gramEnd"/>
-      <w:r>
-        <w:rPr>
-          <w:rFonts w:ascii="Arial" w:hAnsi="Arial" w:cs="Arial"/>
-          <w:b/>
-          <w:bCs/>
-          <w:sz w:val="28"/>
-          <w:szCs w:val="28"/>
-        </w:rPr>
-        <w:t xml:space="preserve"> orçamento com o status RASCUNHO.</w:t>
+        <w:t>RF27. O sistema deve criar todo novo orçamento com o status RASCUNHO.</w:t>
       </w:r>
     </w:p>
     <w:p>
@@ -981,7 +970,7 @@
           <w:szCs w:val="28"/>
         </w:rPr>
         <w:pict w14:anchorId="796892C7">
-          <v:rect id="_x0000_i1196" style="width:0;height:1.5pt" o:hralign="center" o:hrstd="t" o:hr="t" fillcolor="#a0a0a0" stroked="f"/>
+          <v:rect id="_x0000_i1031" style="width:0;height:1.5pt" o:hralign="center" o:hrstd="t" o:hr="t" fillcolor="#a0a0a0" stroked="f"/>
         </w:pict>
       </w:r>
     </w:p>
@@ -1024,72 +1013,28 @@
           <w:sz w:val="28"/>
           <w:szCs w:val="28"/>
         </w:rPr>
-        <w:t xml:space="preserve">RF32. Ao adicionar um serviço ou produto ao orçamento, o sistema deve criar um </w:t>
-      </w:r>
-      <w:proofErr w:type="spellStart"/>
-      <w:r>
-        <w:rPr>
-          <w:rFonts w:ascii="Arial" w:hAnsi="Arial" w:cs="Arial"/>
-          <w:b/>
-          <w:bCs/>
-          <w:sz w:val="28"/>
-          <w:szCs w:val="28"/>
-        </w:rPr>
-        <w:t>ItemOrcamento</w:t>
-      </w:r>
-      <w:proofErr w:type="spellEnd"/>
-      <w:r>
-        <w:rPr>
-          <w:rFonts w:ascii="Arial" w:hAnsi="Arial" w:cs="Arial"/>
-          <w:b/>
-          <w:bCs/>
-          <w:sz w:val="28"/>
-          <w:szCs w:val="28"/>
-        </w:rPr>
-        <w:t xml:space="preserve"> contendo um snapshot independente dos dados utilizados naquele orçamento.</w:t>
-      </w:r>
-    </w:p>
-    <w:p>
-      <w:pPr>
-        <w:rPr>
-          <w:rFonts w:ascii="Arial" w:hAnsi="Arial" w:cs="Arial"/>
-          <w:b/>
-          <w:bCs/>
-          <w:sz w:val="28"/>
-          <w:szCs w:val="28"/>
-        </w:rPr>
-      </w:pPr>
-      <w:r>
-        <w:rPr>
-          <w:rFonts w:ascii="Arial" w:hAnsi="Arial" w:cs="Arial"/>
-          <w:b/>
-          <w:bCs/>
-          <w:sz w:val="28"/>
-          <w:szCs w:val="28"/>
-        </w:rPr>
-        <w:t xml:space="preserve">RF33. O sistema deve registrar no </w:t>
-      </w:r>
-      <w:proofErr w:type="spellStart"/>
-      <w:r>
-        <w:rPr>
-          <w:rFonts w:ascii="Arial" w:hAnsi="Arial" w:cs="Arial"/>
-          <w:b/>
-          <w:bCs/>
-          <w:sz w:val="28"/>
-          <w:szCs w:val="28"/>
-        </w:rPr>
-        <w:t>ItemOrcamento</w:t>
-      </w:r>
-      <w:proofErr w:type="spellEnd"/>
-      <w:r>
-        <w:rPr>
-          <w:rFonts w:ascii="Arial" w:hAnsi="Arial" w:cs="Arial"/>
-          <w:b/>
-          <w:bCs/>
-          <w:sz w:val="28"/>
-          <w:szCs w:val="28"/>
-        </w:rPr>
-        <w:t xml:space="preserve"> descrição, unidade, quantidade, valor unitário e valor total.</w:t>
+        <w:t>RF32. Ao adicionar um serviço ou produto ao orçamento, o sistema deve criar um ItemOrcamento contendo um snapshot independente dos dados utilizados naquele orçamento.</w:t>
+      </w:r>
+    </w:p>
+    <w:p>
+      <w:pPr>
+        <w:rPr>
+          <w:rFonts w:ascii="Arial" w:hAnsi="Arial" w:cs="Arial"/>
+          <w:b/>
+          <w:bCs/>
+          <w:sz w:val="28"/>
+          <w:szCs w:val="28"/>
+        </w:rPr>
+      </w:pPr>
+      <w:r>
+        <w:rPr>
+          <w:rFonts w:ascii="Arial" w:hAnsi="Arial" w:cs="Arial"/>
+          <w:b/>
+          <w:bCs/>
+          <w:sz w:val="28"/>
+          <w:szCs w:val="28"/>
+        </w:rPr>
+        <w:t>RF33. O sistema deve registrar no ItemOrcamento descrição, unidade, quantidade, valor unitário e valor total.</w:t>
       </w:r>
     </w:p>
     <w:p>
@@ -1217,7 +1162,7 @@
           <w:szCs w:val="28"/>
         </w:rPr>
         <w:pict w14:anchorId="3BD3D514">
-          <v:rect id="_x0000_i1197" style="width:0;height:1.5pt" o:hralign="center" o:hrstd="t" o:hr="t" fillcolor="#a0a0a0" stroked="f"/>
+          <v:rect id="_x0000_i1032" style="width:0;height:1.5pt" o:hralign="center" o:hrstd="t" o:hr="t" fillcolor="#a0a0a0" stroked="f"/>
         </w:pict>
       </w:r>
     </w:p>
@@ -1323,29 +1268,7 @@
           <w:sz w:val="28"/>
           <w:szCs w:val="28"/>
         </w:rPr>
-        <w:t xml:space="preserve">RF42. O sistema deve permitir associar uma ou mais áreas ao </w:t>
-      </w:r>
-      <w:proofErr w:type="spellStart"/>
-      <w:r>
-        <w:rPr>
-          <w:rFonts w:ascii="Arial" w:hAnsi="Arial" w:cs="Arial"/>
-          <w:b/>
-          <w:bCs/>
-          <w:sz w:val="28"/>
-          <w:szCs w:val="28"/>
-        </w:rPr>
-        <w:t>ItemOrcamento</w:t>
-      </w:r>
-      <w:proofErr w:type="spellEnd"/>
-      <w:r>
-        <w:rPr>
-          <w:rFonts w:ascii="Arial" w:hAnsi="Arial" w:cs="Arial"/>
-          <w:b/>
-          <w:bCs/>
-          <w:sz w:val="28"/>
-          <w:szCs w:val="28"/>
-        </w:rPr>
-        <w:t xml:space="preserve"> que representa um serviço com medição.</w:t>
+        <w:t>RF42. O sistema deve permitir associar uma ou mais áreas ao ItemOrcamento que representa um serviço com medição.</w:t>
       </w:r>
     </w:p>
     <w:p>
@@ -1515,7 +1438,7 @@
           <w:szCs w:val="28"/>
         </w:rPr>
         <w:pict w14:anchorId="48A2329D">
-          <v:rect id="_x0000_i1198" style="width:0;height:1.5pt" o:hralign="center" o:hrstd="t" o:hr="t" fillcolor="#a0a0a0" stroked="f"/>
+          <v:rect id="_x0000_i1033" style="width:0;height:1.5pt" o:hralign="center" o:hrstd="t" o:hr="t" fillcolor="#a0a0a0" stroked="f"/>
         </w:pict>
       </w:r>
     </w:p>
@@ -1706,7 +1629,7 @@
           <w:szCs w:val="28"/>
         </w:rPr>
         <w:pict w14:anchorId="117C7C6B">
-          <v:rect id="_x0000_i1199" style="width:0;height:1.5pt" o:hralign="center" o:hrstd="t" o:hr="t" fillcolor="#a0a0a0" stroked="f"/>
+          <v:rect id="_x0000_i1034" style="width:0;height:1.5pt" o:hralign="center" o:hrstd="t" o:hr="t" fillcolor="#a0a0a0" stroked="f"/>
         </w:pict>
       </w:r>
     </w:p>
@@ -1814,7 +1737,7 @@
           <w:szCs w:val="28"/>
         </w:rPr>
         <w:pict w14:anchorId="6FBDBE01">
-          <v:rect id="_x0000_i1200" style="width:0;height:1.5pt" o:hralign="center" o:hrstd="t" o:hr="t" fillcolor="#a0a0a0" stroked="f"/>
+          <v:rect id="_x0000_i1035" style="width:0;height:1.5pt" o:hralign="center" o:hrstd="t" o:hr="t" fillcolor="#a0a0a0" stroked="f"/>
         </w:pict>
       </w:r>
     </w:p>
@@ -1921,7 +1844,7 @@
           <w:szCs w:val="28"/>
         </w:rPr>
         <w:pict w14:anchorId="5D2F21D9">
-          <v:rect id="_x0000_i1201" style="width:0;height:1.5pt" o:hralign="center" o:hrstd="t" o:hr="t" fillcolor="#a0a0a0" stroked="f"/>
+          <v:rect id="_x0000_i1036" style="width:0;height:1.5pt" o:hralign="center" o:hrstd="t" o:hr="t" fillcolor="#a0a0a0" stroked="f"/>
         </w:pict>
       </w:r>
     </w:p>
@@ -2059,20 +1982,8 @@
           <w:sz w:val="28"/>
           <w:szCs w:val="28"/>
         </w:rPr>
-        <w:t>ENVIADO → EM_</w:t>
-      </w:r>
-      <w:proofErr w:type="gramStart"/>
-      <w:r>
-        <w:rPr>
-          <w:rFonts w:ascii="Arial" w:hAnsi="Arial" w:cs="Arial"/>
-          <w:b/>
-          <w:bCs/>
-          <w:sz w:val="28"/>
-          <w:szCs w:val="28"/>
-        </w:rPr>
-        <w:t>ANALISE</w:t>
-      </w:r>
-      <w:proofErr w:type="gramEnd"/>
+        <w:t>ENVIADO → EM_ANALISE</w:t>
+      </w:r>
     </w:p>
     <w:p>
       <w:pPr>
@@ -2146,158 +2057,70 @@
           <w:szCs w:val="28"/>
         </w:rPr>
         <w:lastRenderedPageBreak/>
-        <w:t>EM_</w:t>
-      </w:r>
-      <w:proofErr w:type="gramStart"/>
-      <w:r>
-        <w:rPr>
-          <w:rFonts w:ascii="Arial" w:hAnsi="Arial" w:cs="Arial"/>
-          <w:b/>
-          <w:bCs/>
-          <w:sz w:val="28"/>
-          <w:szCs w:val="28"/>
-        </w:rPr>
-        <w:t>ANALISE</w:t>
-      </w:r>
-      <w:proofErr w:type="gramEnd"/>
-      <w:r>
-        <w:rPr>
-          <w:rFonts w:ascii="Arial" w:hAnsi="Arial" w:cs="Arial"/>
-          <w:b/>
-          <w:bCs/>
-          <w:sz w:val="28"/>
-          <w:szCs w:val="28"/>
-        </w:rPr>
-        <w:t xml:space="preserve"> → APROVADO</w:t>
-      </w:r>
-    </w:p>
-    <w:p>
-      <w:pPr>
-        <w:rPr>
-          <w:rFonts w:ascii="Arial" w:hAnsi="Arial" w:cs="Arial"/>
-          <w:b/>
-          <w:bCs/>
-          <w:sz w:val="28"/>
-          <w:szCs w:val="28"/>
-        </w:rPr>
-      </w:pPr>
-      <w:r>
-        <w:rPr>
-          <w:rFonts w:ascii="Arial" w:hAnsi="Arial" w:cs="Arial"/>
-          <w:b/>
-          <w:bCs/>
-          <w:sz w:val="28"/>
-          <w:szCs w:val="28"/>
-        </w:rPr>
-        <w:t>EM_</w:t>
-      </w:r>
-      <w:proofErr w:type="gramStart"/>
-      <w:r>
-        <w:rPr>
-          <w:rFonts w:ascii="Arial" w:hAnsi="Arial" w:cs="Arial"/>
-          <w:b/>
-          <w:bCs/>
-          <w:sz w:val="28"/>
-          <w:szCs w:val="28"/>
-        </w:rPr>
-        <w:t>ANALISE</w:t>
-      </w:r>
-      <w:proofErr w:type="gramEnd"/>
-      <w:r>
-        <w:rPr>
-          <w:rFonts w:ascii="Arial" w:hAnsi="Arial" w:cs="Arial"/>
-          <w:b/>
-          <w:bCs/>
-          <w:sz w:val="28"/>
-          <w:szCs w:val="28"/>
-        </w:rPr>
-        <w:t xml:space="preserve"> → RECUSADO</w:t>
-      </w:r>
-    </w:p>
-    <w:p>
-      <w:pPr>
-        <w:rPr>
-          <w:rFonts w:ascii="Arial" w:hAnsi="Arial" w:cs="Arial"/>
-          <w:b/>
-          <w:bCs/>
-          <w:sz w:val="28"/>
-          <w:szCs w:val="28"/>
-        </w:rPr>
-      </w:pPr>
-      <w:r>
-        <w:rPr>
-          <w:rFonts w:ascii="Arial" w:hAnsi="Arial" w:cs="Arial"/>
-          <w:b/>
-          <w:bCs/>
-          <w:sz w:val="28"/>
-          <w:szCs w:val="28"/>
-        </w:rPr>
-        <w:t>EM_</w:t>
-      </w:r>
-      <w:proofErr w:type="gramStart"/>
-      <w:r>
-        <w:rPr>
-          <w:rFonts w:ascii="Arial" w:hAnsi="Arial" w:cs="Arial"/>
-          <w:b/>
-          <w:bCs/>
-          <w:sz w:val="28"/>
-          <w:szCs w:val="28"/>
-        </w:rPr>
-        <w:t>ANALISE</w:t>
-      </w:r>
-      <w:proofErr w:type="gramEnd"/>
-      <w:r>
-        <w:rPr>
-          <w:rFonts w:ascii="Arial" w:hAnsi="Arial" w:cs="Arial"/>
-          <w:b/>
-          <w:bCs/>
-          <w:sz w:val="28"/>
-          <w:szCs w:val="28"/>
-        </w:rPr>
-        <w:t xml:space="preserve"> → EXPIRADO</w:t>
-      </w:r>
-    </w:p>
-    <w:p>
-      <w:pPr>
-        <w:rPr>
-          <w:rFonts w:ascii="Arial" w:hAnsi="Arial" w:cs="Arial"/>
-          <w:b/>
-          <w:bCs/>
-          <w:sz w:val="28"/>
-          <w:szCs w:val="28"/>
-        </w:rPr>
-      </w:pPr>
-      <w:r>
-        <w:rPr>
-          <w:rFonts w:ascii="Arial" w:hAnsi="Arial" w:cs="Arial"/>
-          <w:b/>
-          <w:bCs/>
-          <w:sz w:val="28"/>
-          <w:szCs w:val="28"/>
-        </w:rPr>
-        <w:t>EM_</w:t>
-      </w:r>
-      <w:proofErr w:type="gramStart"/>
-      <w:r>
-        <w:rPr>
-          <w:rFonts w:ascii="Arial" w:hAnsi="Arial" w:cs="Arial"/>
-          <w:b/>
-          <w:bCs/>
-          <w:sz w:val="28"/>
-          <w:szCs w:val="28"/>
-        </w:rPr>
-        <w:t>ANALISE</w:t>
-      </w:r>
-      <w:proofErr w:type="gramEnd"/>
-      <w:r>
-        <w:rPr>
-          <w:rFonts w:ascii="Arial" w:hAnsi="Arial" w:cs="Arial"/>
-          <w:b/>
-          <w:bCs/>
-          <w:sz w:val="28"/>
-          <w:szCs w:val="28"/>
-        </w:rPr>
-        <w:t xml:space="preserve"> → CANCELADO</w:t>
+        <w:t>EM_ANALISE → APROVADO</w:t>
+      </w:r>
+    </w:p>
+    <w:p>
+      <w:pPr>
+        <w:rPr>
+          <w:rFonts w:ascii="Arial" w:hAnsi="Arial" w:cs="Arial"/>
+          <w:b/>
+          <w:bCs/>
+          <w:sz w:val="28"/>
+          <w:szCs w:val="28"/>
+        </w:rPr>
+      </w:pPr>
+      <w:r>
+        <w:rPr>
+          <w:rFonts w:ascii="Arial" w:hAnsi="Arial" w:cs="Arial"/>
+          <w:b/>
+          <w:bCs/>
+          <w:sz w:val="28"/>
+          <w:szCs w:val="28"/>
+        </w:rPr>
+        <w:t>EM_ANALISE → RECUSADO</w:t>
+      </w:r>
+    </w:p>
+    <w:p>
+      <w:pPr>
+        <w:rPr>
+          <w:rFonts w:ascii="Arial" w:hAnsi="Arial" w:cs="Arial"/>
+          <w:b/>
+          <w:bCs/>
+          <w:sz w:val="28"/>
+          <w:szCs w:val="28"/>
+        </w:rPr>
+      </w:pPr>
+      <w:r>
+        <w:rPr>
+          <w:rFonts w:ascii="Arial" w:hAnsi="Arial" w:cs="Arial"/>
+          <w:b/>
+          <w:bCs/>
+          <w:sz w:val="28"/>
+          <w:szCs w:val="28"/>
+        </w:rPr>
+        <w:t>EM_ANALISE → EXPIRADO</w:t>
+      </w:r>
+    </w:p>
+    <w:p>
+      <w:pPr>
+        <w:rPr>
+          <w:rFonts w:ascii="Arial" w:hAnsi="Arial" w:cs="Arial"/>
+          <w:b/>
+          <w:bCs/>
+          <w:sz w:val="28"/>
+          <w:szCs w:val="28"/>
+        </w:rPr>
+      </w:pPr>
+      <w:r>
+        <w:rPr>
+          <w:rFonts w:ascii="Arial" w:hAnsi="Arial" w:cs="Arial"/>
+          <w:b/>
+          <w:bCs/>
+          <w:sz w:val="28"/>
+          <w:szCs w:val="28"/>
+        </w:rPr>
+        <w:t>EM_ANALISE → CANCELADO</w:t>
       </w:r>
     </w:p>
     <w:p>
@@ -2392,29 +2215,7 @@
           <w:sz w:val="28"/>
           <w:szCs w:val="28"/>
         </w:rPr>
-        <w:t>RF67. O sistema deve identificar automaticamente a expiração de um orçamento ENVIADO ou EM_</w:t>
-      </w:r>
-      <w:proofErr w:type="gramStart"/>
-      <w:r>
-        <w:rPr>
-          <w:rFonts w:ascii="Arial" w:hAnsi="Arial" w:cs="Arial"/>
-          <w:b/>
-          <w:bCs/>
-          <w:sz w:val="28"/>
-          <w:szCs w:val="28"/>
-        </w:rPr>
-        <w:t>ANALISE</w:t>
-      </w:r>
-      <w:proofErr w:type="gramEnd"/>
-      <w:r>
-        <w:rPr>
-          <w:rFonts w:ascii="Arial" w:hAnsi="Arial" w:cs="Arial"/>
-          <w:b/>
-          <w:bCs/>
-          <w:sz w:val="28"/>
-          <w:szCs w:val="28"/>
-        </w:rPr>
-        <w:t xml:space="preserve"> quando sua data de validade for ultrapassada.</w:t>
+        <w:t>RF67. O sistema deve identificar automaticamente a expiração de um orçamento ENVIADO ou EM_ANALISE quando sua data de validade for ultrapassada.</w:t>
       </w:r>
     </w:p>
     <w:p>
@@ -2499,7 +2300,7 @@
           <w:szCs w:val="28"/>
         </w:rPr>
         <w:pict w14:anchorId="74327AD7">
-          <v:rect id="_x0000_i1202" style="width:0;height:1.5pt" o:hralign="center" o:hrstd="t" o:hr="t" fillcolor="#a0a0a0" stroked="f"/>
+          <v:rect id="_x0000_i1037" style="width:0;height:1.5pt" o:hralign="center" o:hrstd="t" o:hr="t" fillcolor="#a0a0a0" stroked="f"/>
         </w:pict>
       </w:r>
     </w:p>
@@ -2628,7 +2429,7 @@
         </w:rPr>
         <w:lastRenderedPageBreak/>
         <w:pict w14:anchorId="4F9F715B">
-          <v:rect id="_x0000_i1203" style="width:0;height:1.5pt" o:hralign="center" o:hrstd="t" o:hr="t" fillcolor="#a0a0a0" stroked="f"/>
+          <v:rect id="_x0000_i1038" style="width:0;height:1.5pt" o:hralign="center" o:hrstd="t" o:hr="t" fillcolor="#a0a0a0" stroked="f"/>
         </w:pict>
       </w:r>
     </w:p>
@@ -2692,29 +2493,7 @@
           <w:sz w:val="28"/>
           <w:szCs w:val="28"/>
         </w:rPr>
-        <w:t xml:space="preserve">RF76. A duplicação deve </w:t>
-      </w:r>
-      <w:proofErr w:type="gramStart"/>
-      <w:r>
-        <w:rPr>
-          <w:rFonts w:ascii="Arial" w:hAnsi="Arial" w:cs="Arial"/>
-          <w:b/>
-          <w:bCs/>
-          <w:sz w:val="28"/>
-          <w:szCs w:val="28"/>
-        </w:rPr>
-        <w:t>criar um novo</w:t>
-      </w:r>
-      <w:proofErr w:type="gramEnd"/>
-      <w:r>
-        <w:rPr>
-          <w:rFonts w:ascii="Arial" w:hAnsi="Arial" w:cs="Arial"/>
-          <w:b/>
-          <w:bCs/>
-          <w:sz w:val="28"/>
-          <w:szCs w:val="28"/>
-        </w:rPr>
-        <w:t xml:space="preserve"> orçamento com identificador e número próprios e status inicial RASCUNHO.</w:t>
+        <w:t>RF76. A duplicação deve criar um novo orçamento com identificador e número próprios e status inicial RASCUNHO.</w:t>
       </w:r>
     </w:p>
     <w:p>
@@ -2778,7 +2557,7 @@
           <w:szCs w:val="28"/>
         </w:rPr>
         <w:pict w14:anchorId="32CC9596">
-          <v:rect id="_x0000_i1204" style="width:0;height:1.5pt" o:hralign="center" o:hrstd="t" o:hr="t" fillcolor="#a0a0a0" stroked="f"/>
+          <v:rect id="_x0000_i1039" style="width:0;height:1.5pt" o:hralign="center" o:hrstd="t" o:hr="t" fillcolor="#a0a0a0" stroked="f"/>
         </w:pict>
       </w:r>
     </w:p>
@@ -3508,6 +3287,7 @@
   <w:style w:type="character" w:default="1" w:styleId="Fontepargpadro">
     <w:name w:val="Default Paragraph Font"/>
     <w:uiPriority w:val="1"/>
+    <w:semiHidden/>
     <w:unhideWhenUsed/>
   </w:style>
   <w:style w:type="table" w:default="1" w:styleId="Tabelanormal">

--- a/docs/requisitos/requisitos_funcionais.docx
+++ b/docs/requisitos/requisitos_funcionais.docx
@@ -20,7 +20,7 @@
           <w:sz w:val="28"/>
           <w:szCs w:val="28"/>
         </w:rPr>
-        <w:t>Requisitos Funcionais — Versão 2</w:t>
+        <w:t>Requisitos Funcionais — Versão 3</w:t>
       </w:r>
     </w:p>
     <w:p>
@@ -2664,6 +2664,155 @@
           <w:szCs w:val="28"/>
         </w:rPr>
         <w:t>RF82. O sistema deve permitir compartilhar o PDF utilizando os mecanismos de compartilhamento disponíveis no dispositivo.</w:t>
+      </w:r>
+    </w:p>
+    <w:p>
+      <w:pPr>
+        <w:rPr>
+          <w:rFonts w:ascii="Arial" w:hAnsi="Arial" w:cs="Arial"/>
+          <w:b/>
+          <w:bCs/>
+          <w:sz w:val="28"/>
+          <w:szCs w:val="28"/>
+        </w:rPr>
+      </w:pPr>
+      <w:r>
+        <w:rPr>
+          <w:rFonts w:ascii="Arial" w:hAnsi="Arial" w:cs="Arial"/>
+          <w:b/>
+          <w:bCs/>
+          <w:sz w:val="28"/>
+          <w:szCs w:val="28"/>
+        </w:rPr>
+        <w:pict w14:anchorId="33029C47">
+          <v:rect id="_x0000_i1025" style="width:0;height:1.5pt" o:hralign="center" o:hrstd="t" o:hr="t" fillcolor="#a0a0a0" stroked="f"/>
+        </w:pict>
+      </w:r>
+    </w:p>
+    <w:p>
+      <w:pPr>
+        <w:rPr>
+          <w:rFonts w:ascii="Arial" w:hAnsi="Arial" w:cs="Arial"/>
+          <w:b/>
+          <w:bCs/>
+          <w:sz w:val="28"/>
+          <w:szCs w:val="28"/>
+        </w:rPr>
+      </w:pPr>
+      <w:r>
+        <w:rPr>
+          <w:rFonts w:ascii="Arial" w:hAnsi="Arial" w:cs="Arial"/>
+          <w:b/>
+          <w:bCs/>
+          <w:sz w:val="28"/>
+          <w:szCs w:val="28"/>
+        </w:rPr>
+        <w:t>16. Operação sem conexão e sincronização</w:t>
+      </w:r>
+    </w:p>
+    <w:p>
+      <w:pPr>
+        <w:rPr>
+          <w:rFonts w:ascii="Arial" w:hAnsi="Arial" w:cs="Arial"/>
+          <w:b/>
+          <w:bCs/>
+          <w:sz w:val="28"/>
+          <w:szCs w:val="28"/>
+        </w:rPr>
+      </w:pPr>
+      <w:r>
+        <w:rPr>
+          <w:rFonts w:ascii="Arial" w:hAnsi="Arial" w:cs="Arial"/>
+          <w:b/>
+          <w:bCs/>
+          <w:sz w:val="28"/>
+          <w:szCs w:val="28"/>
+        </w:rPr>
+        <w:t>RF83. O sistema deve permitir consultar o catálogo de serviços e produtos e os clientes do usuário sem conexão com a internet, utilizando a última cópia obtida do servidor.</w:t>
+      </w:r>
+    </w:p>
+    <w:p>
+      <w:pPr>
+        <w:rPr>
+          <w:rFonts w:ascii="Arial" w:hAnsi="Arial" w:cs="Arial"/>
+          <w:b/>
+          <w:bCs/>
+          <w:sz w:val="28"/>
+          <w:szCs w:val="28"/>
+        </w:rPr>
+      </w:pPr>
+      <w:r>
+        <w:rPr>
+          <w:rFonts w:ascii="Arial" w:hAnsi="Arial" w:cs="Arial"/>
+          <w:b/>
+          <w:bCs/>
+          <w:sz w:val="28"/>
+          <w:szCs w:val="28"/>
+        </w:rPr>
+        <w:t>RF84. O sistema deve permitir criar um orçamento em RASCUNHO e editar seus itens e informações comerciais sem conexão com a internet.</w:t>
+      </w:r>
+    </w:p>
+    <w:p>
+      <w:pPr>
+        <w:rPr>
+          <w:rFonts w:ascii="Arial" w:hAnsi="Arial" w:cs="Arial"/>
+          <w:b/>
+          <w:bCs/>
+          <w:sz w:val="28"/>
+          <w:szCs w:val="28"/>
+        </w:rPr>
+      </w:pPr>
+      <w:r>
+        <w:rPr>
+          <w:rFonts w:ascii="Arial" w:hAnsi="Arial" w:cs="Arial"/>
+          <w:b/>
+          <w:bCs/>
+          <w:sz w:val="28"/>
+          <w:szCs w:val="28"/>
+        </w:rPr>
+        <w:t>RF85. O sistema deve sincronizar com o servidor, quando a conexão for restabelecida, os orçamentos em RASCUNHO criados ou alterados sem conexão.</w:t>
+      </w:r>
+    </w:p>
+    <w:p>
+      <w:pPr>
+        <w:rPr>
+          <w:rFonts w:ascii="Arial" w:hAnsi="Arial" w:cs="Arial"/>
+          <w:b/>
+          <w:bCs/>
+          <w:sz w:val="28"/>
+          <w:szCs w:val="28"/>
+        </w:rPr>
+      </w:pPr>
+      <w:r>
+        <w:rPr>
+          <w:rFonts w:ascii="Arial" w:hAnsi="Arial" w:cs="Arial"/>
+          <w:b/>
+          <w:bCs/>
+          <w:sz w:val="28"/>
+          <w:szCs w:val="28"/>
+        </w:rPr>
+        <w:t>RF86. O sistema deve permitir que o usuário solicite manualmente a sincronização dos rascunhos pendentes.</w:t>
+      </w:r>
+    </w:p>
+    <w:p>
+      <w:pPr>
+        <w:rPr>
+          <w:rFonts w:ascii="Arial" w:hAnsi="Arial" w:cs="Arial"/>
+          <w:b/>
+          <w:bCs/>
+          <w:sz w:val="28"/>
+          <w:szCs w:val="28"/>
+        </w:rPr>
+      </w:pPr>
+      <w:r>
+        <w:rPr>
+          <w:rFonts w:ascii="Arial" w:hAnsi="Arial" w:cs="Arial"/>
+          <w:b/>
+          <w:bCs/>
+          <w:sz w:val="28"/>
+          <w:szCs w:val="28"/>
+        </w:rPr>
+        <w:t>RF87. Antes de encerrar a sessão, o sistema deve avisar o usuário quando houver rascunhos pendentes de sincronização, informando que eles serão removidos do dispositivo.</w:t>
       </w:r>
     </w:p>
     <w:p>
